--- a/backend/data/corpus/DOC-20241112-161.docx
+++ b/backend/data/corpus/DOC-20241112-161.docx
@@ -63,7 +63,15 @@
           <w:b/>
           <w:sz w:val="21"/>
         </w:rPr>
-        <w:t>Quentin Hollingsworth, MD, Ember Lake Medical Group, Tucson, AZ (RSM)</w:t>
+        <w:t>Ulrike Eversholt, MD, Thornfield Regional Epilepsy Program, Portland, ME (AR)</w:t>
+      </w:r>
+    </w:p>
+    <w:p>
+      <w:r>
+        <w:rPr>
+          <w:sz w:val="21"/>
+        </w:rPr>
+        <w:t>&gt; A compressed visit in the conference room; the schedule was tight.</w:t>
       </w:r>
     </w:p>
     <w:p>
@@ -79,7 +87,7 @@
         <w:rPr>
           <w:sz w:val="21"/>
         </w:rPr>
-        <w:t>&gt; The patient portal has not settled, and that took up the first part of the conversation.</w:t>
+        <w:t>&gt; Referral patterns into this clinic have changed, and the surgical workup list is a bigger share than it was.</w:t>
       </w:r>
     </w:p>
     <w:p>
@@ -87,119 +95,7 @@
         <w:rPr>
           <w:sz w:val="21"/>
         </w:rPr>
-        <w:t>&gt; Monitoring intervals during titration are set by clinic routine here rather than by protocol.</w:t>
-      </w:r>
-    </w:p>
-    <w:p>
-      <w:r>
-        <w:rPr>
-          <w:sz w:val="21"/>
-        </w:rPr>
-        <w:t>&gt; Noted that formulary questions has improved somewhat and that this is not specific to any one product.</w:t>
-      </w:r>
-    </w:p>
-    <w:p>
-      <w:r>
-        <w:rPr>
-          <w:sz w:val="21"/>
-        </w:rPr>
-        <w:t>&gt; Left it at that, with the next visit to be scheduled.</w:t>
-      </w:r>
-    </w:p>
-    <w:p>
-      <w:r>
-        <w:rPr>
-          <w:sz w:val="21"/>
-        </w:rPr>
-      </w:r>
-    </w:p>
-    <w:p>
-      <w:r>
-        <w:rPr>
-          <w:b/>
-          <w:sz w:val="21"/>
-        </w:rPr>
-        <w:t>Orla Oyelaran, MD, Palmetto Neurology Institute, Provo, UT (RSM)</w:t>
-      </w:r>
-    </w:p>
-    <w:p>
-      <w:r>
-        <w:rPr>
-          <w:sz w:val="21"/>
-        </w:rPr>
-        <w:t>&gt; A compressed visit in the workroom; the schedule was tight.</w:t>
-      </w:r>
-    </w:p>
-    <w:p>
-      <w:r>
-        <w:rPr>
-          <w:sz w:val="21"/>
-        </w:rPr>
-        <w:t>&gt; The prior-authorization workflow changed again last month, and that took up the first part of the conversation.</w:t>
-      </w:r>
-    </w:p>
-    <w:p>
-      <w:r>
-        <w:rPr>
-          <w:sz w:val="21"/>
-        </w:rPr>
-        <w:t>&gt; Titration scheduling is handled by nursing staff, which the practice finds workable.</w:t>
-      </w:r>
-    </w:p>
-    <w:p>
-      <w:r>
-        <w:rPr>
-          <w:sz w:val="21"/>
-        </w:rPr>
-        <w:t>&gt; Mentioned a guideline update discussed at journal club but did not raise any specific finding.</w:t>
-      </w:r>
-    </w:p>
-    <w:p>
-      <w:r>
-        <w:rPr>
-          <w:sz w:val="21"/>
-        </w:rPr>
-      </w:r>
-    </w:p>
-    <w:p>
-      <w:r>
-        <w:rPr>
-          <w:b/>
-          <w:sz w:val="21"/>
-        </w:rPr>
-        <w:t>Fabian Brannigan, MD, Cedar Ridge Regional Epilepsy Program, Reno, NV (RSM)</w:t>
-      </w:r>
-    </w:p>
-    <w:p>
-      <w:r>
-        <w:rPr>
-          <w:sz w:val="21"/>
-        </w:rPr>
-        <w:t>&gt; Closed there — no materials requested.</w:t>
-      </w:r>
-    </w:p>
-    <w:p>
-      <w:r>
-        <w:rPr>
-          <w:sz w:val="21"/>
-        </w:rPr>
-        <w:t>&gt; The new-patient backlog is slowly recovering since the summer, which shapes how much time there is for anything else.</w:t>
-      </w:r>
-    </w:p>
-    <w:p>
-      <w:r>
-        <w:rPr>
-          <w:sz w:val="21"/>
-        </w:rPr>
-        <w:t>&gt; The composition of long-standing patients has shifted over the last year or two.</w:t>
-      </w:r>
-    </w:p>
-    <w:p>
-      <w:r>
-        <w:rPr>
-          <w:sz w:val="21"/>
-        </w:rPr>
-        <w:t>&gt; Onboarding two medical assistants is the current preoccupation here.</w:t>
+        <w:t>&gt; Onboarding one of the nurse practitioners is the current preoccupation here.</w:t>
       </w:r>
     </w:p>
     <w:p>
@@ -223,7 +119,7 @@
         <w:rPr>
           <w:sz w:val="21"/>
         </w:rPr>
-        <w:t>&gt; A twenty-minute visit in the back office; the schedule was tight.</w:t>
+        <w:t>&gt; Stopped by by the scheduling desk for a full conversation.</w:t>
       </w:r>
     </w:p>
     <w:p>
@@ -231,7 +127,7 @@
         <w:rPr>
           <w:sz w:val="21"/>
         </w:rPr>
-        <w:t>&gt; Closed there — no specific request.</w:t>
+        <w:t>&gt; Most of the discussion was about the patient portal, which changed again last month.</w:t>
       </w:r>
     </w:p>
     <w:p>
@@ -239,7 +135,7 @@
         <w:rPr>
           <w:sz w:val="21"/>
         </w:rPr>
-        <w:t>&gt; Described a preference for slower titration in general, unrelated to any particular patient.</w:t>
+        <w:t>&gt; Referenced a session summary from a colleague in passing.</w:t>
       </w:r>
     </w:p>
     <w:p>
@@ -255,7 +151,7 @@
           <w:b/>
           <w:sz w:val="21"/>
         </w:rPr>
-        <w:t>Nikolai Merriwether, MD, Bayview Health Neurology, Hartford, CT (RSM)</w:t>
+        <w:t>Rohan Barrowman, MD, Beacon Hill Neurology Associates, Roanoke, VA (AR)</w:t>
       </w:r>
     </w:p>
     <w:p>
@@ -263,7 +159,7 @@
         <w:rPr>
           <w:sz w:val="21"/>
         </w:rPr>
-        <w:t>&gt; Asked whether I had seen a case series someone forwarded; I had not, and offered nothing in return.</w:t>
+        <w:t>&gt; A clipped meeting between clinic blocks, first one this quarter.</w:t>
       </w:r>
     </w:p>
     <w:p>
@@ -271,7 +167,7 @@
         <w:rPr>
           <w:sz w:val="21"/>
         </w:rPr>
-        <w:t>&gt; Benefit checks remains the slowest step, which came up as a general frustration.</w:t>
+        <w:t>&gt; Titration scheduling is handled by nursing staff, which the practice finds workable.</w:t>
       </w:r>
     </w:p>
     <w:p>
@@ -279,23 +175,7 @@
         <w:rPr>
           <w:sz w:val="21"/>
         </w:rPr>
-        <w:t>&gt; The new-patient backlog has stretched out since the summer, which shapes how much time there is for anything else.</w:t>
-      </w:r>
-    </w:p>
-    <w:p>
-      <w:r>
-        <w:rPr>
-          <w:sz w:val="21"/>
-        </w:rPr>
-        <w:t>&gt; Described how long-standing patients is triaged now compared with before.</w:t>
-      </w:r>
-    </w:p>
-    <w:p>
-      <w:r>
-        <w:rPr>
-          <w:sz w:val="21"/>
-        </w:rPr>
-        <w:t>&gt; Titration habits came up in general terms; no specifics were discussed and none were offered.</w:t>
+        <w:t>&gt; Referral patterns into this clinic have changed, and the refractory group is a bigger share than it was.</w:t>
       </w:r>
     </w:p>
     <w:p>
@@ -311,7 +191,7 @@
           <w:b/>
           <w:sz w:val="21"/>
         </w:rPr>
-        <w:t>Jorge Maldonado, MD, Redwood Basin Medical Group, Sacramento, CA (RSM)</w:t>
+        <w:t>Saoirse Stanhope, MD, Northbrook Neurology Institute, Allentown, PA (AR)</w:t>
       </w:r>
     </w:p>
     <w:p>
@@ -319,7 +199,55 @@
         <w:rPr>
           <w:sz w:val="21"/>
         </w:rPr>
-        <w:t>&gt; Mostly small talk about the program and the venue.</w:t>
+        <w:t>&gt; Stopped by in teh workroom for a clipped conversation.</w:t>
+      </w:r>
+    </w:p>
+    <w:p>
+      <w:r>
+        <w:rPr>
+          <w:sz w:val="21"/>
+        </w:rPr>
+        <w:t>&gt; Talked through teh refractory group in general terms, without any specific case.</w:t>
+      </w:r>
+    </w:p>
+    <w:p>
+      <w:r>
+        <w:rPr>
+          <w:sz w:val="21"/>
+        </w:rPr>
+        <w:t>&gt; The patient portal is being piloted this quarter, and that took up teh first part of the conversation.</w:t>
+      </w:r>
+    </w:p>
+    <w:p>
+      <w:r>
+        <w:rPr>
+          <w:sz w:val="21"/>
+        </w:rPr>
+      </w:r>
+    </w:p>
+    <w:p>
+      <w:r>
+        <w:rPr>
+          <w:b/>
+          <w:sz w:val="21"/>
+        </w:rPr>
+        <w:t>Alastair Harkness, MD, Quarry Hill Epilepsy Center, Scranton, PA (RSM)</w:t>
+      </w:r>
+    </w:p>
+    <w:p>
+      <w:r>
+        <w:rPr>
+          <w:sz w:val="21"/>
+        </w:rPr>
+        <w:t>&gt; Caught a brief window in the back office between patients.</w:t>
+      </w:r>
+    </w:p>
+    <w:p>
+      <w:r>
+        <w:rPr>
+          <w:sz w:val="21"/>
+        </w:rPr>
+        <w:t>&gt; Onboarding the epilepsy fellow is the current preoccupation here.</w:t>
       </w:r>
     </w:p>
     <w:p>
@@ -335,7 +263,7 @@
         <w:rPr>
           <w:sz w:val="21"/>
         </w:rPr>
-        <w:t>&gt; Referral patterns into this clinic have changed, and the pediatric-to-adult transfers is a bigger share than it was.</w:t>
+        <w:t>&gt; Described how the surgical workup list is triaged now compared with before.</w:t>
       </w:r>
     </w:p>
     <w:p>
@@ -343,7 +271,7 @@
         <w:rPr>
           <w:sz w:val="21"/>
         </w:rPr>
-        <w:t>&gt; The phone triage line is still being sorted out, and that took up the first part of the conversation.</w:t>
+        <w:t>&gt; Asked whether I had seen a review that circulated on the service; I had not, and offered nothing in return.</w:t>
       </w:r>
     </w:p>
     <w:p>
@@ -359,7 +287,7 @@
           <w:b/>
           <w:sz w:val="21"/>
         </w:rPr>
-        <w:t>Lukas Tavernier, MD, Vantage Park Regional Epilepsy Program, Boise, ID (RSM)</w:t>
+        <w:t>Lachlan Dunmore, MD, Sandhill Neuroscience Center, Reno, NV (RSM)</w:t>
       </w:r>
     </w:p>
     <w:p>
@@ -367,7 +295,7 @@
         <w:rPr>
           <w:sz w:val="21"/>
         </w:rPr>
-        <w:t>&gt; Caught an unexpectedly long window in the workroom between patients.</w:t>
+        <w:t>&gt; A twenty-minute conversation in the reading room, mostly logistics.</w:t>
       </w:r>
     </w:p>
     <w:p>
@@ -375,7 +303,15 @@
         <w:rPr>
           <w:sz w:val="21"/>
         </w:rPr>
-        <w:t>&gt; Most of the discussion was about the phone triage line, which changed again last month.</w:t>
+        <w:t>&gt; Talked through the refractory group in general terms, without any specific case.</w:t>
+      </w:r>
+    </w:p>
+    <w:p>
+      <w:r>
+        <w:rPr>
+          <w:sz w:val="21"/>
+        </w:rPr>
+        <w:t>&gt; Noted that benefit checks remains the slowest step and that this is not specific to any one product.</w:t>
       </w:r>
     </w:p>
     <w:p>
@@ -391,15 +327,7 @@
         <w:rPr>
           <w:sz w:val="21"/>
         </w:rPr>
-        <w:t>&gt; Noted that benefit checks has improved somewhat and that this is not specific to any one product.</w:t>
-      </w:r>
-    </w:p>
-    <w:p>
-      <w:r>
-        <w:rPr>
-          <w:sz w:val="21"/>
-        </w:rPr>
-        <w:t>&gt; The prior-authorization workflow is still being sorted out, and that took up the first part of the conversation.</w:t>
+        <w:t>&gt; The practice lost two medical assistants and has not backfilled, so clinic throughput is slowly recovering.</w:t>
       </w:r>
     </w:p>
     <w:p>
@@ -415,7 +343,31 @@
           <w:b/>
           <w:sz w:val="21"/>
         </w:rPr>
-        <w:t>Saoirse Zeitler, MD, Sandhill Neuroscience Center, Tacoma, WA (RSM)</w:t>
+        <w:t>Malika Silverthorne, MD, Kestrel Comprehensive Epilepsy Clinic, Duluth, MN (AR)</w:t>
+      </w:r>
+    </w:p>
+    <w:p>
+      <w:r>
+        <w:rPr>
+          <w:sz w:val="21"/>
+        </w:rPr>
+        <w:t>&gt; A half-hour meeting in the corridor, first one this quarter.</w:t>
+      </w:r>
+    </w:p>
+    <w:p>
+      <w:r>
+        <w:rPr>
+          <w:sz w:val="21"/>
+        </w:rPr>
+        <w:t>&gt; No materials requested. Safety items asked about and confirmed none.</w:t>
+      </w:r>
+    </w:p>
+    <w:p>
+      <w:r>
+        <w:rPr>
+          <w:sz w:val="21"/>
+        </w:rPr>
+        <w:t>&gt; Spent some time on the refractory group and how workup decisions get sequenced.</w:t>
       </w:r>
     </w:p>
     <w:p>
@@ -431,7 +383,15 @@
         <w:rPr>
           <w:sz w:val="21"/>
         </w:rPr>
-        <w:t>&gt; Described how long-standing patients is triaged now compared with before.</w:t>
+      </w:r>
+    </w:p>
+    <w:p>
+      <w:r>
+        <w:rPr>
+          <w:b/>
+          <w:sz w:val="21"/>
+        </w:rPr>
+        <w:t>Rosalind Kettleborn, MD, Ember Lake Medical Group, Providence, RI (RSM)</w:t>
       </w:r>
     </w:p>
     <w:p>
@@ -439,7 +399,7 @@
         <w:rPr>
           <w:sz w:val="21"/>
         </w:rPr>
-        <w:t>&gt; Onboarding the epilepsy fellow is the current preoccupation here.</w:t>
+        <w:t>&gt; Caught a fragmented window in the back office between patients.</w:t>
       </w:r>
     </w:p>
     <w:p>
@@ -447,7 +407,31 @@
         <w:rPr>
           <w:sz w:val="21"/>
         </w:rPr>
-        <w:t>&gt; Titration scheduling is handled by nursing staff, which the practice finds workable.</w:t>
+        <w:t>&gt; Asked about my travel schedule, since visits keep landing on the busiest clinic days.</w:t>
+      </w:r>
+    </w:p>
+    <w:p>
+      <w:r>
+        <w:rPr>
+          <w:sz w:val="21"/>
+        </w:rPr>
+        <w:t>&gt; Referenced a review that circulated on the service in passing.</w:t>
+      </w:r>
+    </w:p>
+    <w:p>
+      <w:r>
+        <w:rPr>
+          <w:sz w:val="21"/>
+        </w:rPr>
+        <w:t>&gt; The scheduling system has not settled, and that took up the first part of the conversation.</w:t>
+      </w:r>
+    </w:p>
+    <w:p>
+      <w:r>
+        <w:rPr>
+          <w:sz w:val="21"/>
+        </w:rPr>
+        <w:t>&gt; Referral patterns into this clinic have changed, and the surgical workup list is a bigger share than it was.</w:t>
       </w:r>
     </w:p>
     <w:p>
@@ -463,7 +447,7 @@
           <w:b/>
           <w:sz w:val="21"/>
         </w:rPr>
-        <w:t>Mairead Sandoval-Reyes, MD, Willowmere Neuroscience Center, Chattanooga, TN (RSM)</w:t>
+        <w:t>Yolanda Reyes, MD, Copper Mesa Neurology, Mesa, AZ (RSM)</w:t>
       </w:r>
     </w:p>
     <w:p>
@@ -471,7 +455,7 @@
         <w:rPr>
           <w:sz w:val="21"/>
         </w:rPr>
-        <w:t>&gt; Titration habits came up in general terms; no specifics were discussed and none were offered.</w:t>
+        <w:t>&gt; An unhurried meeting at the end of the clinic list, first one this quarter.</w:t>
       </w:r>
     </w:p>
     <w:p>
@@ -479,7 +463,7 @@
         <w:rPr>
           <w:sz w:val="21"/>
         </w:rPr>
-        <w:t>&gt; Described how the refractory group is triaged now compared with before.</w:t>
+        <w:t>&gt; Asked about my travel schedule, since visits keep landing on the busiest clinic days.</w:t>
       </w:r>
     </w:p>
     <w:p>
@@ -487,23 +471,7 @@
         <w:rPr>
           <w:sz w:val="21"/>
         </w:rPr>
-        <w:t>&gt; Spent some time on newly referred patients and how workup decisions get sequenced.</w:t>
-      </w:r>
-    </w:p>
-    <w:p>
-      <w:r>
-        <w:rPr>
-          <w:sz w:val="21"/>
-        </w:rPr>
-        <w:t>&gt; Closed there — no product discussion.</w:t>
-      </w:r>
-    </w:p>
-    <w:p>
-      <w:r>
-        <w:rPr>
-          <w:sz w:val="21"/>
-        </w:rPr>
-        <w:t>&gt; The scheduling system is being piloted this quarter, and that took up the first part of the conversation.</w:t>
+        <w:t>&gt; Noted that formulary questions has improved somewhat and that this is not specific to any one product.</w:t>
       </w:r>
     </w:p>
     <w:p>
@@ -519,7 +487,7 @@
           <w:b/>
           <w:sz w:val="21"/>
         </w:rPr>
-        <w:t>Bastian Grierson, MD, Copperfield Neurology Institute, Trenton, NJ (RSM)</w:t>
+        <w:t>Kiara Hollingsworth, MD, Riverstone Comprehensive Epilepsy Clinic, Jackson, MS (RSM)</w:t>
       </w:r>
     </w:p>
     <w:p>
@@ -527,7 +495,167 @@
         <w:rPr>
           <w:sz w:val="21"/>
         </w:rPr>
-        <w:t>&gt; Caught a full window between clinic blocks between patients.</w:t>
+        <w:t>&gt; No product discussion. Safety items asked about and confirmed none.</w:t>
+      </w:r>
+    </w:p>
+    <w:p>
+      <w:r>
+        <w:rPr>
+          <w:sz w:val="21"/>
+        </w:rPr>
+        <w:t>&gt; Referenced a case series someone forwarded in passing.</w:t>
+      </w:r>
+    </w:p>
+    <w:p>
+      <w:r>
+        <w:rPr>
+          <w:sz w:val="21"/>
+        </w:rPr>
+        <w:t>&gt; Described how the older half of the panel is triaged now compared with before.</w:t>
+      </w:r>
+    </w:p>
+    <w:p>
+      <w:r>
+        <w:rPr>
+          <w:sz w:val="21"/>
+        </w:rPr>
+        <w:t>&gt; Asked about my travel schedule, since visits keep landing on the busiest clinic days.</w:t>
+      </w:r>
+    </w:p>
+    <w:p>
+      <w:r>
+        <w:rPr>
+          <w:sz w:val="21"/>
+        </w:rPr>
+        <w:t>&gt; Referral patterns into this clinic have changed, and newly referred patients is a bigger share than it was.</w:t>
+      </w:r>
+    </w:p>
+    <w:p>
+      <w:r>
+        <w:rPr>
+          <w:sz w:val="21"/>
+        </w:rPr>
+      </w:r>
+    </w:p>
+    <w:p>
+      <w:r>
+        <w:rPr>
+          <w:b/>
+          <w:sz w:val="21"/>
+        </w:rPr>
+        <w:t>Odalys Corliss, MD, Ironwood Neurology Associates, Syracuse, NY (RSM)</w:t>
+      </w:r>
+    </w:p>
+    <w:p>
+      <w:r>
+        <w:rPr>
+          <w:sz w:val="21"/>
+        </w:rPr>
+        <w:t>&gt; Agreed to reconnect at a call later this month; no product discussion.</w:t>
+      </w:r>
+    </w:p>
+    <w:p>
+      <w:r>
+        <w:rPr>
+          <w:sz w:val="21"/>
+        </w:rPr>
+        <w:t>&gt; Referenced a session summary from a colleague in passing.</w:t>
+      </w:r>
+    </w:p>
+    <w:p>
+      <w:r>
+        <w:rPr>
+          <w:sz w:val="21"/>
+        </w:rPr>
+        <w:t>&gt; The composition of the pediatric-to-adult transfers has shifted over the last year or two.</w:t>
+      </w:r>
+    </w:p>
+    <w:p>
+      <w:r>
+        <w:rPr>
+          <w:sz w:val="21"/>
+        </w:rPr>
+        <w:t>&gt; Asked about my travel schedule, since visits keep landing on the busiest clinic days.</w:t>
+      </w:r>
+    </w:p>
+    <w:p>
+      <w:r>
+        <w:rPr>
+          <w:sz w:val="21"/>
+        </w:rPr>
+        <w:t>&gt; Spent some time on the pediatric-to-adult transfers and how workup decisions get sequenced.</w:t>
+      </w:r>
+    </w:p>
+    <w:p>
+      <w:r>
+        <w:rPr>
+          <w:sz w:val="21"/>
+        </w:rPr>
+      </w:r>
+    </w:p>
+    <w:p>
+      <w:r>
+        <w:rPr>
+          <w:b/>
+          <w:sz w:val="21"/>
+        </w:rPr>
+        <w:t>Bram Merriwether, MD, Willowmere Neuroscience Center, Toledo, OH (RSM)</w:t>
+      </w:r>
+    </w:p>
+    <w:p>
+      <w:r>
+        <w:rPr>
+          <w:sz w:val="21"/>
+        </w:rPr>
+        <w:t>&gt; Caught an unhurried window at the end of the clinic list between patients.</w:t>
+      </w:r>
+    </w:p>
+    <w:p>
+      <w:r>
+        <w:rPr>
+          <w:sz w:val="21"/>
+        </w:rPr>
+        <w:t>&gt; Mentioned a review that circulated on the service but did not raise any specific finding.</w:t>
+      </w:r>
+    </w:p>
+    <w:p>
+      <w:r>
+        <w:rPr>
+          <w:sz w:val="21"/>
+        </w:rPr>
+        <w:t>&gt; Noted that formulary questions remains the slowest step and that this is not specific to any one product.</w:t>
+      </w:r>
+    </w:p>
+    <w:p>
+      <w:r>
+        <w:rPr>
+          <w:sz w:val="21"/>
+        </w:rPr>
+        <w:t>&gt; Referral patterns into this clinic have changed, and newly referred patients is a bigger share than it was.</w:t>
+      </w:r>
+    </w:p>
+    <w:p>
+      <w:r>
+        <w:rPr>
+          <w:sz w:val="21"/>
+        </w:rPr>
+      </w:r>
+    </w:p>
+    <w:p>
+      <w:r>
+        <w:rPr>
+          <w:b/>
+          <w:sz w:val="21"/>
+        </w:rPr>
+        <w:t>Delphine Dunmore, MD, Windrow Neuroscience Center, Wichita, KS (AR)</w:t>
+      </w:r>
+    </w:p>
+    <w:p>
+      <w:r>
+        <w:rPr>
+          <w:sz w:val="21"/>
+        </w:rPr>
+        <w:t>&gt; A clipped visit in the reading room; the schedule was tight.</w:t>
       </w:r>
     </w:p>
     <w:p>
@@ -543,7 +671,7 @@
         <w:rPr>
           <w:sz w:val="21"/>
         </w:rPr>
-        <w:t>&gt; Compared notes on which sessions were worth the time.</w:t>
+        <w:t>&gt; Noted that benefit checks varies by payer and that this is not specific to any one product.</w:t>
       </w:r>
     </w:p>
     <w:p>
@@ -551,151 +679,7 @@
         <w:rPr>
           <w:sz w:val="21"/>
         </w:rPr>
-        <w:t>&gt; Asked about my travel schedule, since visits keep landing on the busiest clinic days.</w:t>
-      </w:r>
-    </w:p>
-    <w:p>
-      <w:r>
-        <w:rPr>
-          <w:sz w:val="21"/>
-        </w:rPr>
-      </w:r>
-    </w:p>
-    <w:p>
-      <w:r>
-        <w:rPr>
-          <w:b/>
-          <w:sz w:val="21"/>
-        </w:rPr>
-        <w:t>Bettina Wetherby, MD, Ember Lake Medical Group, Omaha, NE (AR)</w:t>
-      </w:r>
-    </w:p>
-    <w:p>
-      <w:r>
-        <w:rPr>
-          <w:sz w:val="21"/>
-        </w:rPr>
-        <w:t>&gt; Stopped by at the end of the clinic list for a short conversation.</w:t>
-      </w:r>
-    </w:p>
-    <w:p>
-      <w:r>
-        <w:rPr>
-          <w:sz w:val="21"/>
-        </w:rPr>
-        <w:t>&gt; Clinic throughput keeps slipping since the summer, which shapes how much time there is for anything else.</w:t>
-      </w:r>
-    </w:p>
-    <w:p>
-      <w:r>
-        <w:rPr>
-          <w:sz w:val="21"/>
-        </w:rPr>
-        <w:t>&gt; Described how the surgical workup list is triaged now compared with before.</w:t>
-      </w:r>
-    </w:p>
-    <w:p>
-      <w:r>
-        <w:rPr>
-          <w:sz w:val="21"/>
-        </w:rPr>
-        <w:t>&gt; The practice lost two medical assistants and has not backfilled, so the referral queue looks better than last year.</w:t>
-      </w:r>
-    </w:p>
-    <w:p>
-      <w:r>
-        <w:rPr>
-          <w:sz w:val="21"/>
-        </w:rPr>
-      </w:r>
-    </w:p>
-    <w:p>
-      <w:r>
-        <w:rPr>
-          <w:b/>
-          <w:sz w:val="21"/>
-        </w:rPr>
-        <w:t>Ulrike Dellacroix, MD, Silver Creek Medical Group, Allentown, PA (RSM)</w:t>
-      </w:r>
-    </w:p>
-    <w:p>
-      <w:r>
-        <w:rPr>
-          <w:sz w:val="21"/>
-        </w:rPr>
-        <w:t>&gt; Caught a productive window over a quick coffee between patients.</w:t>
-      </w:r>
-    </w:p>
-    <w:p>
-      <w:r>
-        <w:rPr>
-          <w:sz w:val="21"/>
-        </w:rPr>
-        <w:t>&gt; Routine follow-up slots has stretched out since the summer, which shapes how much time there is for anything else.</w:t>
-      </w:r>
-    </w:p>
-    <w:p>
-      <w:r>
-        <w:rPr>
-          <w:sz w:val="21"/>
-        </w:rPr>
-        <w:t>&gt; Most of the discussion was about the referral intake process, which is being piloted this quarter.</w:t>
-      </w:r>
-    </w:p>
-    <w:p>
-      <w:r>
-        <w:rPr>
-          <w:sz w:val="21"/>
-        </w:rPr>
-        <w:t>&gt; Monitoring intervals during titration are set by clinic routine here rather than by protocol.</w:t>
-      </w:r>
-    </w:p>
-    <w:p>
-      <w:r>
-        <w:rPr>
-          <w:sz w:val="21"/>
-        </w:rPr>
-      </w:r>
-    </w:p>
-    <w:p>
-      <w:r>
-        <w:rPr>
-          <w:b/>
-          <w:sz w:val="21"/>
-        </w:rPr>
-        <w:t>Mateo Ravenscroft, MD, Marbury Neurological Care Center, Santa Fe, NM (RSM)</w:t>
-      </w:r>
-    </w:p>
-    <w:p>
-      <w:r>
-        <w:rPr>
-          <w:sz w:val="21"/>
-        </w:rPr>
-        <w:t>&gt; Asked about my travel schedule, since visits keep landing on the busiest clinic days.</w:t>
-      </w:r>
-    </w:p>
-    <w:p>
-      <w:r>
-        <w:rPr>
-          <w:sz w:val="21"/>
-        </w:rPr>
-        <w:t>&gt; Benefit checks is handled by one person here, which came up as a general frustration.</w:t>
-      </w:r>
-    </w:p>
-    <w:p>
-      <w:r>
-        <w:rPr>
-          <w:sz w:val="21"/>
-        </w:rPr>
-        <w:t>&gt; Titration habits came up in general terms; no specifics were discussed and none were offered.</w:t>
-      </w:r>
-    </w:p>
-    <w:p>
-      <w:r>
-        <w:rPr>
-          <w:sz w:val="21"/>
-        </w:rPr>
-        <w:t>&gt; Referenced a case series someone forwarded in passing.</w:t>
+        <w:t>&gt; Compared notes on which sessions were worth the time.</w:t>
       </w:r>
     </w:p>
     <w:p>
